--- a/accounts/Gursha Ethiopia Tours Social Media.docx
+++ b/accounts/Gursha Ethiopia Tours Social Media.docx
@@ -30,8 +30,16 @@
     <w:p>
       <w:pPr>
         <w:jc w:val="center"/>
+        <w:rPr>
+          <w:b/>
+          <w:bCs/>
+        </w:rPr>
       </w:pPr>
       <w:r>
+        <w:rPr>
+          <w:b/>
+          <w:bCs/>
+        </w:rPr>
         <w:t>Accounts Sheet</w:t>
       </w:r>
     </w:p>
@@ -68,6 +76,7 @@
       </w:r>
     </w:p>
     <w:p/>
+    <w:p/>
     <w:p>
       <w:pPr>
         <w:rPr>
@@ -82,25 +91,62 @@
           <w:bCs/>
           <w:color w:val="FF0000"/>
         </w:rPr>
-        <w:t>Facebook Group:</w:t>
-      </w:r>
-    </w:p>
-    <w:p>
-      <w:r>
-        <w:t>Link: https://www.facebook.com/groups/1315172712221303</w:t>
-      </w:r>
-    </w:p>
-    <w:p>
-      <w:r>
-        <w:t>Name: _</w:t>
+        <w:t xml:space="preserve">Facebook </w:t>
+      </w:r>
+      <w:r>
+        <w:rPr>
+          <w:b/>
+          <w:bCs/>
+          <w:color w:val="FF0000"/>
+        </w:rPr>
+        <w:t>Account</w:t>
+      </w:r>
+      <w:r>
+        <w:rPr>
+          <w:b/>
+          <w:bCs/>
+          <w:color w:val="FF0000"/>
+        </w:rPr>
+        <w:t xml:space="preserve"> (Page Admin)</w:t>
+      </w:r>
+      <w:r>
+        <w:rPr>
+          <w:b/>
+          <w:bCs/>
+          <w:color w:val="FF0000"/>
+        </w:rPr>
+        <w:t>:</w:t>
+      </w:r>
+    </w:p>
+    <w:p>
+      <w:r>
+        <w:t xml:space="preserve">Link: </w:t>
+      </w:r>
+      <w:r>
+        <w:t>https://www.facebook.com/profile.php?id=100085518874753</w:t>
+      </w:r>
+    </w:p>
+    <w:p>
+      <w:r>
+        <w:t>Username: @</w:t>
       </w:r>
       <w:proofErr w:type="spellStart"/>
       <w:r>
-        <w:t>Gurshaethiopiatours</w:t>
+        <w:t>GurshaTours</w:t>
       </w:r>
       <w:proofErr w:type="spellEnd"/>
     </w:p>
     <w:p>
+      <w:r>
+        <w:t>Email: gurshaethiopiatours@gmail.com</w:t>
+      </w:r>
+    </w:p>
+    <w:p>
+      <w:r>
+        <w:t>Password: Gursha@2022</w:t>
+      </w:r>
+    </w:p>
+    <w:p>
       <w:pPr>
         <w:rPr>
           <w:color w:val="FF0000"/>
@@ -126,49 +172,27 @@
     </w:p>
     <w:p>
       <w:r>
-        <w:t xml:space="preserve">Send me the link to the page you created so I include it </w:t>
-      </w:r>
-    </w:p>
-    <w:p/>
-    <w:p>
-      <w:pPr>
-        <w:rPr>
-          <w:b/>
-          <w:bCs/>
-          <w:color w:val="FF0000"/>
-        </w:rPr>
-      </w:pPr>
-      <w:r>
-        <w:rPr>
-          <w:b/>
-          <w:bCs/>
-          <w:color w:val="FF0000"/>
-        </w:rPr>
-        <w:t>Twitter Account</w:t>
-      </w:r>
-      <w:r>
-        <w:rPr>
-          <w:b/>
-          <w:bCs/>
-          <w:color w:val="FF0000"/>
-        </w:rPr>
-        <w:t>:</w:t>
-      </w:r>
-    </w:p>
-    <w:p>
-      <w:r>
-        <w:t>Link: https://twitter.com/GurshaTours</w:t>
-      </w:r>
-    </w:p>
-    <w:p>
-      <w:r>
-        <w:t>Username: @</w:t>
+        <w:t xml:space="preserve">Link: </w:t>
+      </w:r>
+      <w:r>
+        <w:t>https://www.facebook.com/profile.php?id=100086181841442</w:t>
+      </w:r>
+    </w:p>
+    <w:p>
+      <w:r>
+        <w:t>Name</w:t>
+      </w:r>
+      <w:r>
+        <w:t xml:space="preserve">: </w:t>
       </w:r>
       <w:proofErr w:type="spellStart"/>
       <w:r>
-        <w:t>GurshaTours</w:t>
+        <w:t>Gursha</w:t>
       </w:r>
       <w:proofErr w:type="spellEnd"/>
+      <w:r>
+        <w:t xml:space="preserve"> Ethiopia Tours</w:t>
+      </w:r>
     </w:p>
     <w:p>
       <w:r>
@@ -177,90 +201,7 @@
     </w:p>
     <w:p>
       <w:r>
-        <w:t xml:space="preserve">No password yet (connected to the Gmail) and attach your phone </w:t>
-      </w:r>
-      <w:r>
-        <w:t>Number</w:t>
-      </w:r>
-      <w:r>
-        <w:t xml:space="preserve"> to verify it’s yours</w:t>
-      </w:r>
-    </w:p>
-    <w:p/>
-    <w:p>
-      <w:pPr>
-        <w:rPr>
-          <w:b/>
-          <w:bCs/>
-          <w:color w:val="FF0000"/>
-        </w:rPr>
-      </w:pPr>
-      <w:proofErr w:type="spellStart"/>
-      <w:r>
-        <w:rPr>
-          <w:b/>
-          <w:bCs/>
-          <w:color w:val="FF0000"/>
-        </w:rPr>
-        <w:t>TripA</w:t>
-      </w:r>
-      <w:r>
-        <w:rPr>
-          <w:b/>
-          <w:bCs/>
-          <w:color w:val="FF0000"/>
-        </w:rPr>
-        <w:t>dvisor</w:t>
-      </w:r>
-      <w:proofErr w:type="spellEnd"/>
-      <w:r>
-        <w:rPr>
-          <w:b/>
-          <w:bCs/>
-          <w:color w:val="FF0000"/>
-        </w:rPr>
-        <w:t xml:space="preserve"> Account</w:t>
-      </w:r>
-      <w:r>
-        <w:rPr>
-          <w:b/>
-          <w:bCs/>
-          <w:color w:val="FF0000"/>
-        </w:rPr>
-        <w:t>:</w:t>
-      </w:r>
-      <w:bookmarkStart w:id="0" w:name="_GoBack"/>
-      <w:bookmarkEnd w:id="0"/>
-    </w:p>
-    <w:p>
-      <w:r>
-        <w:t>Link: https://www.tripadvisor.com/Profile/gurshaethiopiatours</w:t>
-      </w:r>
-    </w:p>
-    <w:p>
-      <w:r>
-        <w:t>Username: @</w:t>
-      </w:r>
-      <w:proofErr w:type="spellStart"/>
-      <w:r>
-        <w:t>Gurshaethiopiatours</w:t>
-      </w:r>
-      <w:proofErr w:type="spellEnd"/>
-    </w:p>
-    <w:p>
-      <w:r>
-        <w:t>Email: gurshaethiopiatours@gmail.com</w:t>
-      </w:r>
-    </w:p>
-    <w:p>
-      <w:r>
-        <w:t xml:space="preserve">No password yet (connected to the Gmail) and attach your phone </w:t>
-      </w:r>
-      <w:r>
-        <w:t>Number</w:t>
-      </w:r>
-      <w:r>
-        <w:t xml:space="preserve"> to verify it’s yours</w:t>
+        <w:t>Password: Gursha@2022</w:t>
       </w:r>
     </w:p>
     <w:p/>
@@ -268,8 +209,136 @@
     <w:p/>
     <w:p/>
     <w:p>
-      <w:r>
+      <w:pPr>
+        <w:rPr>
+          <w:b/>
+          <w:bCs/>
+          <w:color w:val="FF0000"/>
+        </w:rPr>
+      </w:pPr>
+      <w:r>
+        <w:rPr>
+          <w:b/>
+          <w:bCs/>
+          <w:color w:val="FF0000"/>
+        </w:rPr>
+        <w:t>Twitter Account</w:t>
+      </w:r>
+      <w:r>
+        <w:rPr>
+          <w:b/>
+          <w:bCs/>
+          <w:color w:val="FF0000"/>
+        </w:rPr>
+        <w:t>:</w:t>
+      </w:r>
+    </w:p>
+    <w:p>
+      <w:r>
+        <w:t xml:space="preserve">Link: </w:t>
+      </w:r>
+      <w:bookmarkStart w:id="0" w:name="_GoBack"/>
+      <w:r>
+        <w:t>https://twitter.com/GurshaTours</w:t>
+      </w:r>
+      <w:bookmarkEnd w:id="0"/>
+    </w:p>
+    <w:p>
+      <w:r>
+        <w:t>Username: @</w:t>
+      </w:r>
+      <w:proofErr w:type="spellStart"/>
+      <w:r>
+        <w:t>GurshaTours</w:t>
+      </w:r>
+      <w:proofErr w:type="spellEnd"/>
+    </w:p>
+    <w:p>
+      <w:r>
+        <w:t>Email: gurshaethiopiatours@gmail.com</w:t>
+      </w:r>
+    </w:p>
+    <w:p>
+      <w:r>
+        <w:t>Password: Gursha@2022</w:t>
+      </w:r>
+    </w:p>
+    <w:p/>
+    <w:p>
+      <w:pPr>
+        <w:rPr>
+          <w:b/>
+          <w:bCs/>
+          <w:color w:val="FF0000"/>
+        </w:rPr>
+      </w:pPr>
+      <w:proofErr w:type="spellStart"/>
+      <w:r>
+        <w:rPr>
+          <w:b/>
+          <w:bCs/>
+          <w:color w:val="FF0000"/>
+        </w:rPr>
         <w:lastRenderedPageBreak/>
+        <w:t>TripA</w:t>
+      </w:r>
+      <w:r>
+        <w:rPr>
+          <w:b/>
+          <w:bCs/>
+          <w:color w:val="FF0000"/>
+        </w:rPr>
+        <w:t>dvisor</w:t>
+      </w:r>
+      <w:proofErr w:type="spellEnd"/>
+      <w:r>
+        <w:rPr>
+          <w:b/>
+          <w:bCs/>
+          <w:color w:val="FF0000"/>
+        </w:rPr>
+        <w:t xml:space="preserve"> Account</w:t>
+      </w:r>
+      <w:r>
+        <w:rPr>
+          <w:b/>
+          <w:bCs/>
+          <w:color w:val="FF0000"/>
+        </w:rPr>
+        <w:t>:</w:t>
+      </w:r>
+    </w:p>
+    <w:p>
+      <w:r>
+        <w:t>Link: https://www.tripadvisor.com/Profile/gurshaethiopiatours</w:t>
+      </w:r>
+    </w:p>
+    <w:p>
+      <w:r>
+        <w:t>Username: @</w:t>
+      </w:r>
+      <w:proofErr w:type="spellStart"/>
+      <w:r>
+        <w:t>Gurshaethiopiatours</w:t>
+      </w:r>
+      <w:proofErr w:type="spellEnd"/>
+    </w:p>
+    <w:p>
+      <w:r>
+        <w:t>Email: gurshaethiopiatours@gmail.com</w:t>
+      </w:r>
+    </w:p>
+    <w:p>
+      <w:r>
+        <w:t>Password: Gursha@2022</w:t>
+      </w:r>
+    </w:p>
+    <w:p/>
+    <w:p/>
+    <w:p/>
+    <w:p/>
+    <w:p>
+      <w:r>
         <w:t>Note:</w:t>
       </w:r>
     </w:p>
